--- a/Шумов Д руководство пользователя курсовая.docx
+++ b/Шумов Д руководство пользователя курсовая.docx
@@ -1,6 +1,6 @@
 
 <file path=word/document.xml><?xml version="1.0" encoding="utf-8"?>
-<w:document xmlns:wpc="http://schemas.microsoft.com/office/word/2010/wordprocessingCanvas" xmlns:cx="http://schemas.microsoft.com/office/drawing/2014/chartex" xmlns:mc="http://schemas.openxmlformats.org/markup-compatibility/2006" xmlns:o="urn:schemas-microsoft-com:office:office" xmlns:r="http://schemas.openxmlformats.org/officeDocument/2006/relationships" xmlns:m="http://schemas.openxmlformats.org/officeDocument/2006/math" xmlns:v="urn:schemas-microsoft-com:vml" xmlns:wp14="http://schemas.microsoft.com/office/word/2010/wordprocessingDrawing" xmlns:wp="http://schemas.openxmlformats.org/drawingml/2006/wordprocessingDrawing" xmlns:w10="urn:schemas-microsoft-com:office:word" xmlns:w="http://schemas.openxmlformats.org/wordprocessingml/2006/main" xmlns:w14="http://schemas.microsoft.com/office/word/2010/wordml" xmlns:w15="http://schemas.microsoft.com/office/word/2012/wordml" xmlns:w16se="http://schemas.microsoft.com/office/word/2015/wordml/symex" xmlns:wpg="http://schemas.microsoft.com/office/word/2010/wordprocessingGroup" xmlns:wpi="http://schemas.microsoft.com/office/word/2010/wordprocessingInk" xmlns:wne="http://schemas.microsoft.com/office/word/2006/wordml" xmlns:wps="http://schemas.microsoft.com/office/word/2010/wordprocessingShape" mc:Ignorable="w14 w15 w16se wp14">
+<w:document xmlns:wpc="http://schemas.microsoft.com/office/word/2010/wordprocessingCanvas" xmlns:cx="http://schemas.microsoft.com/office/drawing/2014/chartex" xmlns:cx1="http://schemas.microsoft.com/office/drawing/2015/9/8/chartex" xmlns:mc="http://schemas.openxmlformats.org/markup-compatibility/2006" xmlns:o="urn:schemas-microsoft-com:office:office" xmlns:r="http://schemas.openxmlformats.org/officeDocument/2006/relationships" xmlns:m="http://schemas.openxmlformats.org/officeDocument/2006/math" xmlns:v="urn:schemas-microsoft-com:vml" xmlns:wp14="http://schemas.microsoft.com/office/word/2010/wordprocessingDrawing" xmlns:wp="http://schemas.openxmlformats.org/drawingml/2006/wordprocessingDrawing" xmlns:w10="urn:schemas-microsoft-com:office:word" xmlns:w="http://schemas.openxmlformats.org/wordprocessingml/2006/main" xmlns:w14="http://schemas.microsoft.com/office/word/2010/wordml" xmlns:w15="http://schemas.microsoft.com/office/word/2012/wordml" xmlns:w16se="http://schemas.microsoft.com/office/word/2015/wordml/symex" xmlns:wpg="http://schemas.microsoft.com/office/word/2010/wordprocessingGroup" xmlns:wpi="http://schemas.microsoft.com/office/word/2010/wordprocessingInk" xmlns:wne="http://schemas.microsoft.com/office/word/2006/wordml" xmlns:wps="http://schemas.microsoft.com/office/word/2010/wordprocessingShape" mc:Ignorable="w14 w15 w16se wp14">
   <w:body>
     <w:p>
       <w:pPr>
@@ -63,7 +63,6 @@
         </w:rPr>
         <w:t>Программа «</w:t>
       </w:r>
-      <w:proofErr w:type="spellStart"/>
       <w:r>
         <w:rPr>
           <w:rFonts w:ascii="Times New Roman" w:hAnsi="Times New Roman" w:cs="Times New Roman"/>
@@ -73,7 +72,6 @@
         </w:rPr>
         <w:t>TopDownGame</w:t>
       </w:r>
-      <w:proofErr w:type="spellEnd"/>
       <w:r>
         <w:rPr>
           <w:rFonts w:ascii="Times New Roman" w:hAnsi="Times New Roman" w:cs="Times New Roman"/>
@@ -107,7 +105,6 @@
         </w:rPr>
         <w:t xml:space="preserve">игру в жанре </w:t>
       </w:r>
-      <w:proofErr w:type="spellStart"/>
       <w:r>
         <w:rPr>
           <w:rFonts w:ascii="Times New Roman" w:hAnsi="Times New Roman" w:cs="Times New Roman"/>
@@ -117,41 +114,13 @@
         </w:rPr>
         <w:t>topdown</w:t>
       </w:r>
-      <w:proofErr w:type="spellEnd"/>
-      <w:r>
-        <w:rPr>
-          <w:rFonts w:ascii="Times New Roman" w:hAnsi="Times New Roman" w:cs="Times New Roman"/>
-          <w:sz w:val="28"/>
-          <w:szCs w:val="28"/>
-        </w:rPr>
-        <w:t xml:space="preserve"> </w:t>
-      </w:r>
-      <w:r>
-        <w:rPr>
-          <w:rFonts w:ascii="Times New Roman" w:hAnsi="Times New Roman" w:cs="Times New Roman"/>
-          <w:sz w:val="28"/>
-          <w:szCs w:val="28"/>
-        </w:rPr>
-        <w:t xml:space="preserve">с элементами </w:t>
-      </w:r>
-      <w:proofErr w:type="spellStart"/>
-      <w:r>
-        <w:rPr>
-          <w:rFonts w:ascii="Times New Roman" w:hAnsi="Times New Roman" w:cs="Times New Roman"/>
-          <w:sz w:val="28"/>
-          <w:szCs w:val="28"/>
-          <w:lang w:val="en-US"/>
-        </w:rPr>
-        <w:t>roguelite</w:t>
-      </w:r>
-      <w:proofErr w:type="spellEnd"/>
-      <w:r>
-        <w:rPr>
-          <w:rFonts w:ascii="Times New Roman" w:hAnsi="Times New Roman" w:cs="Times New Roman"/>
-          <w:sz w:val="28"/>
-          <w:szCs w:val="28"/>
-        </w:rPr>
-        <w:t xml:space="preserve"> </w:t>
+      <w:r>
+        <w:rPr>
+          <w:rFonts w:ascii="Times New Roman" w:hAnsi="Times New Roman" w:cs="Times New Roman"/>
+          <w:sz w:val="28"/>
+          <w:szCs w:val="28"/>
+        </w:rPr>
+        <w:t>.</w:t>
       </w:r>
     </w:p>
     <w:p>
@@ -259,7 +228,6 @@
         </w:rPr>
         <w:tab/>
       </w:r>
-      <w:proofErr w:type="spellStart"/>
       <w:r>
         <w:rPr>
           <w:rFonts w:ascii="Times New Roman" w:hAnsi="Times New Roman" w:cs="Times New Roman"/>
@@ -267,37 +235,7 @@
           <w:sz w:val="28"/>
           <w:szCs w:val="28"/>
         </w:rPr>
-        <w:t>Intel</w:t>
-      </w:r>
-      <w:proofErr w:type="spellEnd"/>
-      <w:r>
-        <w:rPr>
-          <w:rFonts w:ascii="Times New Roman" w:hAnsi="Times New Roman" w:cs="Times New Roman"/>
-          <w:color w:val="0F1115"/>
-          <w:sz w:val="28"/>
-          <w:szCs w:val="28"/>
-        </w:rPr>
-        <w:t xml:space="preserve"> </w:t>
-      </w:r>
-      <w:proofErr w:type="spellStart"/>
-      <w:r>
-        <w:rPr>
-          <w:rFonts w:ascii="Times New Roman" w:hAnsi="Times New Roman" w:cs="Times New Roman"/>
-          <w:color w:val="0F1115"/>
-          <w:sz w:val="28"/>
-          <w:szCs w:val="28"/>
-        </w:rPr>
-        <w:t>Core</w:t>
-      </w:r>
-      <w:proofErr w:type="spellEnd"/>
-      <w:r>
-        <w:rPr>
-          <w:rFonts w:ascii="Times New Roman" w:hAnsi="Times New Roman" w:cs="Times New Roman"/>
-          <w:color w:val="0F1115"/>
-          <w:sz w:val="28"/>
-          <w:szCs w:val="28"/>
-        </w:rPr>
-        <w:t xml:space="preserve"> i3-6100 или аналогичный AMD</w:t>
+        <w:t>Intel Core i3-6100 или аналогичный AMD</w:t>
       </w:r>
       <w:r>
         <w:rPr>
@@ -454,313 +392,460 @@
         </w:rPr>
         <w:t>;</w:t>
       </w:r>
+    </w:p>
+    <w:p>
+      <w:pPr>
+        <w:pStyle w:val="a3"/>
+        <w:spacing w:after="0" w:line="360" w:lineRule="auto"/>
+        <w:ind w:left="0" w:firstLine="709"/>
+        <w:jc w:val="both"/>
+        <w:rPr>
+          <w:rFonts w:ascii="Times New Roman" w:hAnsi="Times New Roman" w:cs="Times New Roman"/>
+          <w:spacing w:val="10"/>
+          <w:sz w:val="28"/>
+          <w:szCs w:val="28"/>
+        </w:rPr>
+      </w:pPr>
+      <w:r>
+        <w:rPr>
+          <w:rFonts w:ascii="Times New Roman" w:hAnsi="Times New Roman" w:cs="Times New Roman"/>
+          <w:spacing w:val="10"/>
+          <w:sz w:val="28"/>
+          <w:szCs w:val="28"/>
+        </w:rPr>
+        <w:t>Размер экрана</w:t>
+      </w:r>
+      <w:r>
+        <w:rPr>
+          <w:rFonts w:ascii="Times New Roman" w:hAnsi="Times New Roman" w:cs="Times New Roman"/>
+          <w:spacing w:val="10"/>
+          <w:sz w:val="28"/>
+          <w:szCs w:val="28"/>
+        </w:rPr>
+        <w:tab/>
+      </w:r>
+      <w:r>
+        <w:rPr>
+          <w:rFonts w:ascii="Times New Roman" w:hAnsi="Times New Roman" w:cs="Times New Roman"/>
+          <w:spacing w:val="10"/>
+          <w:sz w:val="28"/>
+          <w:szCs w:val="28"/>
+        </w:rPr>
+        <w:tab/>
+      </w:r>
+      <w:r>
+        <w:rPr>
+          <w:rFonts w:ascii="Times New Roman" w:hAnsi="Times New Roman" w:cs="Times New Roman"/>
+          <w:spacing w:val="10"/>
+          <w:sz w:val="28"/>
+          <w:szCs w:val="28"/>
+        </w:rPr>
+        <w:tab/>
+      </w:r>
+      <w:r>
+        <w:rPr>
+          <w:rFonts w:ascii="Times New Roman" w:hAnsi="Times New Roman" w:cs="Times New Roman"/>
+          <w:color w:val="0F1115"/>
+          <w:sz w:val="28"/>
+          <w:szCs w:val="28"/>
+        </w:rPr>
+        <w:t>От 15</w:t>
+      </w:r>
+      <w:r>
+        <w:rPr>
+          <w:rFonts w:ascii="Times New Roman" w:hAnsi="Times New Roman" w:cs="Times New Roman"/>
+          <w:color w:val="0F1115"/>
+          <w:sz w:val="28"/>
+          <w:szCs w:val="28"/>
+        </w:rPr>
+        <w:t xml:space="preserve"> дюймов</w:t>
+      </w:r>
+    </w:p>
+    <w:p>
+      <w:pPr>
+        <w:pStyle w:val="a3"/>
+        <w:spacing w:after="0" w:line="360" w:lineRule="auto"/>
+        <w:ind w:left="708" w:firstLine="1"/>
+        <w:jc w:val="both"/>
+        <w:rPr>
+          <w:rFonts w:ascii="Times New Roman" w:hAnsi="Times New Roman" w:cs="Times New Roman"/>
+          <w:spacing w:val="10"/>
+          <w:sz w:val="28"/>
+          <w:szCs w:val="28"/>
+        </w:rPr>
+      </w:pPr>
+      <w:r>
+        <w:rPr>
+          <w:rFonts w:ascii="Times New Roman" w:hAnsi="Times New Roman" w:cs="Times New Roman"/>
+          <w:spacing w:val="10"/>
+          <w:sz w:val="28"/>
+          <w:szCs w:val="28"/>
+        </w:rPr>
+        <w:t>Устройства ввода</w:t>
+      </w:r>
+      <w:r>
+        <w:rPr>
+          <w:rFonts w:ascii="Times New Roman" w:hAnsi="Times New Roman" w:cs="Times New Roman"/>
+          <w:spacing w:val="10"/>
+          <w:sz w:val="28"/>
+          <w:szCs w:val="28"/>
+        </w:rPr>
+        <w:tab/>
+      </w:r>
+      <w:r>
+        <w:rPr>
+          <w:rFonts w:ascii="Times New Roman" w:hAnsi="Times New Roman" w:cs="Times New Roman"/>
+          <w:spacing w:val="10"/>
+          <w:sz w:val="28"/>
+          <w:szCs w:val="28"/>
+        </w:rPr>
+        <w:tab/>
+      </w:r>
+      <w:r>
+        <w:rPr>
+          <w:rFonts w:ascii="Times New Roman" w:hAnsi="Times New Roman" w:cs="Times New Roman"/>
+          <w:color w:val="0F1115"/>
+          <w:sz w:val="28"/>
+          <w:szCs w:val="28"/>
+        </w:rPr>
+        <w:t>Мышь, клавиатура</w:t>
+      </w:r>
+      <w:r>
+        <w:rPr>
+          <w:rFonts w:ascii="Times New Roman" w:hAnsi="Times New Roman" w:cs="Times New Roman"/>
+          <w:color w:val="0F1115"/>
+          <w:sz w:val="28"/>
+          <w:szCs w:val="28"/>
+        </w:rPr>
+        <w:t xml:space="preserve"> /</w:t>
+      </w:r>
+      <w:r>
+        <w:rPr>
+          <w:rFonts w:ascii="Times New Roman" w:hAnsi="Times New Roman" w:cs="Times New Roman"/>
+          <w:color w:val="0F1115"/>
+          <w:sz w:val="28"/>
+          <w:szCs w:val="28"/>
+        </w:rPr>
+        <w:t xml:space="preserve"> геймпад</w:t>
+      </w:r>
+    </w:p>
+    <w:p>
+      <w:pPr>
+        <w:pStyle w:val="a3"/>
+        <w:spacing w:after="0" w:line="360" w:lineRule="auto"/>
+        <w:ind w:left="0" w:firstLine="709"/>
+        <w:jc w:val="both"/>
+        <w:rPr>
+          <w:rFonts w:ascii="Times New Roman" w:hAnsi="Times New Roman" w:cs="Times New Roman"/>
+          <w:spacing w:val="10"/>
+          <w:sz w:val="28"/>
+          <w:szCs w:val="28"/>
+        </w:rPr>
+      </w:pPr>
+      <w:r>
+        <w:rPr>
+          <w:rFonts w:ascii="Times New Roman" w:hAnsi="Times New Roman" w:cs="Times New Roman"/>
+          <w:spacing w:val="10"/>
+          <w:sz w:val="28"/>
+          <w:szCs w:val="28"/>
+        </w:rPr>
+        <w:t>Дисковое пространство</w:t>
+      </w:r>
+      <w:r>
+        <w:rPr>
+          <w:rFonts w:ascii="Times New Roman" w:hAnsi="Times New Roman" w:cs="Times New Roman"/>
+          <w:spacing w:val="10"/>
+          <w:sz w:val="28"/>
+          <w:szCs w:val="28"/>
+        </w:rPr>
+        <w:tab/>
+      </w:r>
+      <w:r>
+        <w:rPr>
+          <w:rFonts w:ascii="Times New Roman" w:hAnsi="Times New Roman" w:cs="Times New Roman"/>
+          <w:color w:val="0F1115"/>
+          <w:sz w:val="28"/>
+          <w:szCs w:val="28"/>
+        </w:rPr>
+        <w:t>500 МБ</w:t>
+      </w:r>
+    </w:p>
+    <w:p>
+      <w:pPr>
+        <w:pStyle w:val="a3"/>
+        <w:spacing w:after="0" w:line="360" w:lineRule="auto"/>
+        <w:ind w:left="0" w:firstLine="709"/>
+        <w:jc w:val="both"/>
+        <w:rPr>
+          <w:rFonts w:ascii="Times New Roman" w:hAnsi="Times New Roman" w:cs="Times New Roman"/>
+          <w:sz w:val="28"/>
+          <w:szCs w:val="28"/>
+        </w:rPr>
+      </w:pPr>
+      <w:r>
+        <w:rPr>
+          <w:rFonts w:ascii="Times New Roman" w:hAnsi="Times New Roman" w:cs="Times New Roman"/>
+          <w:sz w:val="28"/>
+          <w:szCs w:val="28"/>
+        </w:rPr>
+        <w:t>Требования к программным средствам:</w:t>
+      </w:r>
+    </w:p>
+    <w:p>
+      <w:pPr>
+        <w:pStyle w:val="a3"/>
+        <w:spacing w:after="0" w:line="360" w:lineRule="auto"/>
+        <w:ind w:left="0" w:firstLine="709"/>
+        <w:jc w:val="both"/>
+        <w:rPr>
+          <w:rFonts w:ascii="Times New Roman" w:hAnsi="Times New Roman" w:cs="Times New Roman"/>
+          <w:sz w:val="28"/>
+          <w:szCs w:val="28"/>
+          <w:lang w:eastAsia="ru-RU"/>
+        </w:rPr>
+      </w:pPr>
+      <w:r>
+        <w:rPr>
+          <w:rFonts w:ascii="Times New Roman" w:hAnsi="Times New Roman" w:cs="Times New Roman"/>
+          <w:sz w:val="28"/>
+          <w:szCs w:val="28"/>
+          <w:lang w:eastAsia="ru-RU"/>
+        </w:rPr>
+        <w:t>Для корректной работы пр</w:t>
+      </w:r>
+      <w:r>
+        <w:rPr>
+          <w:rFonts w:ascii="Times New Roman" w:hAnsi="Times New Roman" w:cs="Times New Roman"/>
+          <w:sz w:val="28"/>
+          <w:szCs w:val="28"/>
+          <w:lang w:eastAsia="ru-RU"/>
+        </w:rPr>
+        <w:t xml:space="preserve">ограммы необходимо: ОС Windows </w:t>
+      </w:r>
+      <w:r>
+        <w:rPr>
+          <w:rFonts w:ascii="Times New Roman" w:hAnsi="Times New Roman" w:cs="Times New Roman"/>
+          <w:sz w:val="28"/>
+          <w:szCs w:val="28"/>
+          <w:lang w:eastAsia="ru-RU"/>
+        </w:rPr>
+        <w:t>10</w:t>
+      </w:r>
+      <w:r>
+        <w:rPr>
+          <w:rFonts w:ascii="Times New Roman" w:hAnsi="Times New Roman" w:cs="Times New Roman"/>
+          <w:sz w:val="28"/>
+          <w:szCs w:val="28"/>
+          <w:lang w:eastAsia="ru-RU"/>
+        </w:rPr>
+        <w:t xml:space="preserve">; </w:t>
+      </w:r>
+    </w:p>
+    <w:p>
+      <w:pPr>
+        <w:pStyle w:val="a3"/>
+        <w:spacing w:after="0" w:line="360" w:lineRule="auto"/>
+        <w:ind w:left="0" w:firstLine="709"/>
+        <w:jc w:val="both"/>
+        <w:rPr>
+          <w:rFonts w:ascii="Times New Roman" w:hAnsi="Times New Roman" w:cs="Times New Roman"/>
+          <w:b/>
+          <w:color w:val="000000" w:themeColor="text1"/>
+          <w:sz w:val="28"/>
+          <w:szCs w:val="18"/>
+          <w:shd w:val="clear" w:color="auto" w:fill="FFFFFF"/>
+        </w:rPr>
+      </w:pPr>
+      <w:r>
+        <w:rPr>
+          <w:rFonts w:ascii="Times New Roman" w:hAnsi="Times New Roman" w:cs="Times New Roman"/>
+          <w:b/>
+          <w:color w:val="000000" w:themeColor="text1"/>
+          <w:sz w:val="28"/>
+          <w:szCs w:val="18"/>
+          <w:shd w:val="clear" w:color="auto" w:fill="FFFFFF"/>
+        </w:rPr>
+        <w:t>3.Выполнение программы:</w:t>
+      </w:r>
+    </w:p>
+    <w:p>
+      <w:pPr>
+        <w:spacing w:after="0" w:line="360" w:lineRule="auto"/>
+        <w:ind w:firstLine="709"/>
+        <w:jc w:val="both"/>
+        <w:rPr>
+          <w:rFonts w:ascii="Times New Roman" w:hAnsi="Times New Roman" w:cs="Times New Roman"/>
+          <w:sz w:val="28"/>
+          <w:szCs w:val="28"/>
+        </w:rPr>
+      </w:pPr>
+      <w:r>
+        <w:rPr>
+          <w:rFonts w:ascii="Times New Roman" w:hAnsi="Times New Roman" w:cs="Times New Roman"/>
+          <w:sz w:val="28"/>
+          <w:szCs w:val="28"/>
+        </w:rPr>
+        <w:t>При открытии программы (исполняемый «</w:t>
+      </w:r>
+      <w:r>
+        <w:rPr>
+          <w:rFonts w:ascii="Times New Roman" w:hAnsi="Times New Roman" w:cs="Times New Roman"/>
+          <w:sz w:val="28"/>
+          <w:szCs w:val="28"/>
+        </w:rPr>
+        <w:t>.</w:t>
+      </w:r>
+      <w:r>
+        <w:rPr>
+          <w:rFonts w:ascii="Times New Roman" w:hAnsi="Times New Roman" w:cs="Times New Roman"/>
+          <w:sz w:val="28"/>
+          <w:szCs w:val="28"/>
+          <w:lang w:val="en-US"/>
+        </w:rPr>
+        <w:t>exe</w:t>
+      </w:r>
+      <w:r>
+        <w:rPr>
+          <w:rFonts w:ascii="Times New Roman" w:hAnsi="Times New Roman" w:cs="Times New Roman"/>
+          <w:sz w:val="28"/>
+          <w:szCs w:val="28"/>
+        </w:rPr>
+        <w:t xml:space="preserve">» файл) появится </w:t>
+      </w:r>
+      <w:r>
+        <w:rPr>
+          <w:rFonts w:ascii="Times New Roman" w:hAnsi="Times New Roman" w:cs="Times New Roman"/>
+          <w:sz w:val="28"/>
+          <w:szCs w:val="28"/>
+        </w:rPr>
+        <w:t xml:space="preserve">главное окно программы </w:t>
+      </w:r>
+      <w:r>
+        <w:rPr>
+          <w:rFonts w:ascii="Times New Roman" w:hAnsi="Times New Roman" w:cs="Times New Roman"/>
+          <w:sz w:val="28"/>
+          <w:szCs w:val="28"/>
+        </w:rPr>
+        <w:tab/>
+        <w:t>полем для ввода имени персонажа.</w:t>
+      </w:r>
+      <w:r>
+        <w:rPr>
+          <w:rFonts w:ascii="Times New Roman" w:hAnsi="Times New Roman" w:cs="Times New Roman"/>
+          <w:sz w:val="28"/>
+          <w:szCs w:val="28"/>
+        </w:rPr>
+        <w:t xml:space="preserve"> </w:t>
+      </w:r>
+    </w:p>
+    <w:p>
+      <w:pPr>
+        <w:spacing w:after="0" w:line="360" w:lineRule="auto"/>
+        <w:ind w:firstLine="709"/>
+        <w:jc w:val="both"/>
+        <w:rPr>
+          <w:rFonts w:ascii="Times New Roman" w:hAnsi="Times New Roman" w:cs="Times New Roman"/>
+          <w:sz w:val="28"/>
+          <w:szCs w:val="24"/>
+        </w:rPr>
+      </w:pPr>
+      <w:r>
+        <w:rPr>
+          <w:rFonts w:ascii="Times New Roman" w:hAnsi="Times New Roman" w:cs="Times New Roman"/>
+          <w:b/>
+          <w:sz w:val="28"/>
+          <w:szCs w:val="24"/>
+        </w:rPr>
+        <w:t>Создание персонажа и обучение</w:t>
+      </w:r>
+      <w:r>
+        <w:rPr>
+          <w:rFonts w:ascii="Times New Roman" w:hAnsi="Times New Roman" w:cs="Times New Roman"/>
+          <w:b/>
+          <w:sz w:val="28"/>
+          <w:szCs w:val="24"/>
+        </w:rPr>
+        <w:t>:</w:t>
+      </w:r>
+    </w:p>
+    <w:p>
+      <w:pPr>
+        <w:spacing w:after="0" w:line="360" w:lineRule="auto"/>
+        <w:jc w:val="both"/>
+        <w:rPr>
+          <w:noProof/>
+          <w:lang w:eastAsia="ru-RU"/>
+        </w:rPr>
+      </w:pPr>
+      <w:r>
+        <w:rPr>
+          <w:rFonts w:ascii="Times New Roman" w:hAnsi="Times New Roman" w:cs="Times New Roman"/>
+          <w:sz w:val="28"/>
+          <w:szCs w:val="24"/>
+        </w:rPr>
+        <w:t>После ввода имени нужно нажать «Продолжить» и игрок попадет на стартовую локацию, в которой ему будут объяснены основные механики и принципы управления.</w:t>
+      </w:r>
+    </w:p>
+    <w:p>
+      <w:pPr>
+        <w:spacing w:after="0" w:line="360" w:lineRule="auto"/>
+        <w:jc w:val="center"/>
+        <w:rPr>
+          <w:rFonts w:ascii="Times New Roman" w:hAnsi="Times New Roman" w:cs="Times New Roman"/>
+          <w:sz w:val="28"/>
+          <w:szCs w:val="24"/>
+        </w:rPr>
+      </w:pPr>
       <w:bookmarkStart w:id="0" w:name="_GoBack"/>
       <w:bookmarkEnd w:id="0"/>
     </w:p>
     <w:p>
       <w:pPr>
-        <w:pStyle w:val="a3"/>
-        <w:spacing w:after="0" w:line="360" w:lineRule="auto"/>
-        <w:ind w:left="0" w:firstLine="709"/>
-        <w:jc w:val="both"/>
-        <w:rPr>
-          <w:rFonts w:ascii="Times New Roman" w:hAnsi="Times New Roman" w:cs="Times New Roman"/>
-          <w:spacing w:val="10"/>
-          <w:sz w:val="28"/>
-          <w:szCs w:val="28"/>
-        </w:rPr>
-      </w:pPr>
-      <w:r>
-        <w:rPr>
-          <w:rFonts w:ascii="Times New Roman" w:hAnsi="Times New Roman" w:cs="Times New Roman"/>
-          <w:spacing w:val="10"/>
-          <w:sz w:val="28"/>
-          <w:szCs w:val="28"/>
-        </w:rPr>
-        <w:t>Размер экрана</w:t>
-      </w:r>
-      <w:r>
-        <w:rPr>
-          <w:rFonts w:ascii="Times New Roman" w:hAnsi="Times New Roman" w:cs="Times New Roman"/>
-          <w:spacing w:val="10"/>
-          <w:sz w:val="28"/>
-          <w:szCs w:val="28"/>
-        </w:rPr>
-        <w:tab/>
-      </w:r>
-      <w:r>
-        <w:rPr>
-          <w:rFonts w:ascii="Times New Roman" w:hAnsi="Times New Roman" w:cs="Times New Roman"/>
-          <w:spacing w:val="10"/>
-          <w:sz w:val="28"/>
-          <w:szCs w:val="28"/>
-        </w:rPr>
-        <w:tab/>
-      </w:r>
-      <w:r>
-        <w:rPr>
-          <w:rFonts w:ascii="Times New Roman" w:hAnsi="Times New Roman" w:cs="Times New Roman"/>
-          <w:spacing w:val="10"/>
-          <w:sz w:val="28"/>
-          <w:szCs w:val="28"/>
-        </w:rPr>
-        <w:tab/>
-      </w:r>
-      <w:r>
-        <w:rPr>
-          <w:rFonts w:ascii="Times New Roman" w:hAnsi="Times New Roman" w:cs="Times New Roman"/>
-          <w:color w:val="0F1115"/>
-          <w:sz w:val="28"/>
-          <w:szCs w:val="28"/>
-        </w:rPr>
-        <w:t>От 15</w:t>
-      </w:r>
-      <w:r>
-        <w:rPr>
-          <w:rFonts w:ascii="Times New Roman" w:hAnsi="Times New Roman" w:cs="Times New Roman"/>
-          <w:color w:val="0F1115"/>
-          <w:sz w:val="28"/>
-          <w:szCs w:val="28"/>
-        </w:rPr>
-        <w:t xml:space="preserve"> дюймов</w:t>
-      </w:r>
-    </w:p>
-    <w:p>
-      <w:pPr>
-        <w:pStyle w:val="a3"/>
-        <w:spacing w:after="0" w:line="360" w:lineRule="auto"/>
-        <w:ind w:left="708" w:firstLine="1"/>
-        <w:jc w:val="both"/>
-        <w:rPr>
-          <w:rFonts w:ascii="Times New Roman" w:hAnsi="Times New Roman" w:cs="Times New Roman"/>
-          <w:spacing w:val="10"/>
-          <w:sz w:val="28"/>
-          <w:szCs w:val="28"/>
-        </w:rPr>
-      </w:pPr>
-      <w:r>
-        <w:rPr>
-          <w:rFonts w:ascii="Times New Roman" w:hAnsi="Times New Roman" w:cs="Times New Roman"/>
-          <w:spacing w:val="10"/>
-          <w:sz w:val="28"/>
-          <w:szCs w:val="28"/>
-        </w:rPr>
-        <w:t>Устройства ввода</w:t>
-      </w:r>
-      <w:r>
-        <w:rPr>
-          <w:rFonts w:ascii="Times New Roman" w:hAnsi="Times New Roman" w:cs="Times New Roman"/>
-          <w:spacing w:val="10"/>
-          <w:sz w:val="28"/>
-          <w:szCs w:val="28"/>
-        </w:rPr>
-        <w:tab/>
-      </w:r>
-      <w:r>
-        <w:rPr>
-          <w:rFonts w:ascii="Times New Roman" w:hAnsi="Times New Roman" w:cs="Times New Roman"/>
-          <w:spacing w:val="10"/>
-          <w:sz w:val="28"/>
-          <w:szCs w:val="28"/>
-        </w:rPr>
-        <w:tab/>
-      </w:r>
-      <w:r>
-        <w:rPr>
-          <w:rFonts w:ascii="Times New Roman" w:hAnsi="Times New Roman" w:cs="Times New Roman"/>
-          <w:color w:val="0F1115"/>
-          <w:sz w:val="28"/>
-          <w:szCs w:val="28"/>
-        </w:rPr>
-        <w:t>Мышь, клавиатура</w:t>
-      </w:r>
-      <w:r>
-        <w:rPr>
-          <w:rFonts w:ascii="Times New Roman" w:hAnsi="Times New Roman" w:cs="Times New Roman"/>
-          <w:color w:val="0F1115"/>
-          <w:sz w:val="28"/>
-          <w:szCs w:val="28"/>
-        </w:rPr>
-        <w:t xml:space="preserve"> /</w:t>
-      </w:r>
-      <w:r>
-        <w:rPr>
-          <w:rFonts w:ascii="Times New Roman" w:hAnsi="Times New Roman" w:cs="Times New Roman"/>
-          <w:color w:val="0F1115"/>
-          <w:sz w:val="28"/>
-          <w:szCs w:val="28"/>
-        </w:rPr>
-        <w:t xml:space="preserve"> </w:t>
-      </w:r>
-      <w:proofErr w:type="spellStart"/>
-      <w:r>
-        <w:rPr>
-          <w:rFonts w:ascii="Times New Roman" w:hAnsi="Times New Roman" w:cs="Times New Roman"/>
-          <w:color w:val="0F1115"/>
-          <w:sz w:val="28"/>
-          <w:szCs w:val="28"/>
-        </w:rPr>
-        <w:t>геймпад</w:t>
-      </w:r>
-      <w:proofErr w:type="spellEnd"/>
-    </w:p>
-    <w:p>
-      <w:pPr>
-        <w:pStyle w:val="a3"/>
-        <w:spacing w:after="0" w:line="360" w:lineRule="auto"/>
-        <w:ind w:left="0" w:firstLine="709"/>
-        <w:jc w:val="both"/>
-        <w:rPr>
-          <w:rFonts w:ascii="Times New Roman" w:hAnsi="Times New Roman" w:cs="Times New Roman"/>
-          <w:spacing w:val="10"/>
-          <w:sz w:val="28"/>
-          <w:szCs w:val="28"/>
-        </w:rPr>
-      </w:pPr>
-      <w:r>
-        <w:rPr>
-          <w:rFonts w:ascii="Times New Roman" w:hAnsi="Times New Roman" w:cs="Times New Roman"/>
-          <w:spacing w:val="10"/>
-          <w:sz w:val="28"/>
-          <w:szCs w:val="28"/>
-        </w:rPr>
-        <w:t>Дисковое пространство</w:t>
-      </w:r>
-      <w:r>
-        <w:rPr>
-          <w:rFonts w:ascii="Times New Roman" w:hAnsi="Times New Roman" w:cs="Times New Roman"/>
-          <w:spacing w:val="10"/>
-          <w:sz w:val="28"/>
-          <w:szCs w:val="28"/>
-        </w:rPr>
-        <w:tab/>
-      </w:r>
-      <w:r>
-        <w:rPr>
-          <w:rFonts w:ascii="Times New Roman" w:hAnsi="Times New Roman" w:cs="Times New Roman"/>
-          <w:color w:val="0F1115"/>
-          <w:sz w:val="28"/>
-          <w:szCs w:val="28"/>
-        </w:rPr>
-        <w:t>500 МБ</w:t>
-      </w:r>
-    </w:p>
-    <w:p>
-      <w:pPr>
-        <w:pStyle w:val="a3"/>
-        <w:spacing w:after="0" w:line="360" w:lineRule="auto"/>
-        <w:ind w:left="0" w:firstLine="709"/>
-        <w:jc w:val="both"/>
-        <w:rPr>
-          <w:rFonts w:ascii="Times New Roman" w:hAnsi="Times New Roman" w:cs="Times New Roman"/>
-          <w:sz w:val="28"/>
-          <w:szCs w:val="28"/>
-        </w:rPr>
-      </w:pPr>
-      <w:r>
-        <w:rPr>
-          <w:rFonts w:ascii="Times New Roman" w:hAnsi="Times New Roman" w:cs="Times New Roman"/>
-          <w:sz w:val="28"/>
-          <w:szCs w:val="28"/>
-        </w:rPr>
-        <w:t>Требования к программным средствам:</w:t>
-      </w:r>
-    </w:p>
-    <w:p>
-      <w:pPr>
-        <w:pStyle w:val="a3"/>
-        <w:spacing w:after="0" w:line="360" w:lineRule="auto"/>
-        <w:ind w:left="0" w:firstLine="709"/>
-        <w:jc w:val="both"/>
-        <w:rPr>
-          <w:rFonts w:ascii="Times New Roman" w:hAnsi="Times New Roman" w:cs="Times New Roman"/>
-          <w:sz w:val="28"/>
-          <w:szCs w:val="28"/>
-          <w:lang w:eastAsia="ru-RU"/>
-        </w:rPr>
-      </w:pPr>
-      <w:r>
-        <w:rPr>
-          <w:rFonts w:ascii="Times New Roman" w:hAnsi="Times New Roman" w:cs="Times New Roman"/>
-          <w:sz w:val="28"/>
-          <w:szCs w:val="28"/>
-          <w:lang w:eastAsia="ru-RU"/>
-        </w:rPr>
-        <w:t>Для корректной работы пр</w:t>
-      </w:r>
-      <w:r>
-        <w:rPr>
-          <w:rFonts w:ascii="Times New Roman" w:hAnsi="Times New Roman" w:cs="Times New Roman"/>
-          <w:sz w:val="28"/>
-          <w:szCs w:val="28"/>
-          <w:lang w:eastAsia="ru-RU"/>
-        </w:rPr>
-        <w:t xml:space="preserve">ограммы необходимо: ОС </w:t>
-      </w:r>
-      <w:proofErr w:type="spellStart"/>
-      <w:r>
-        <w:rPr>
-          <w:rFonts w:ascii="Times New Roman" w:hAnsi="Times New Roman" w:cs="Times New Roman"/>
-          <w:sz w:val="28"/>
-          <w:szCs w:val="28"/>
-          <w:lang w:eastAsia="ru-RU"/>
-        </w:rPr>
-        <w:t>Windows</w:t>
-      </w:r>
-      <w:proofErr w:type="spellEnd"/>
-      <w:r>
-        <w:rPr>
-          <w:rFonts w:ascii="Times New Roman" w:hAnsi="Times New Roman" w:cs="Times New Roman"/>
-          <w:sz w:val="28"/>
-          <w:szCs w:val="28"/>
-          <w:lang w:eastAsia="ru-RU"/>
-        </w:rPr>
-        <w:t xml:space="preserve"> </w:t>
-      </w:r>
-      <w:r>
-        <w:rPr>
-          <w:rFonts w:ascii="Times New Roman" w:hAnsi="Times New Roman" w:cs="Times New Roman"/>
-          <w:sz w:val="28"/>
-          <w:szCs w:val="28"/>
-          <w:lang w:eastAsia="ru-RU"/>
-        </w:rPr>
-        <w:t>10</w:t>
-      </w:r>
-      <w:r>
-        <w:rPr>
-          <w:rFonts w:ascii="Times New Roman" w:hAnsi="Times New Roman" w:cs="Times New Roman"/>
-          <w:sz w:val="28"/>
-          <w:szCs w:val="28"/>
-          <w:lang w:eastAsia="ru-RU"/>
-        </w:rPr>
-        <w:t xml:space="preserve">; </w:t>
-      </w:r>
-    </w:p>
-    <w:p>
-      <w:pPr>
-        <w:pStyle w:val="a3"/>
-        <w:spacing w:after="0" w:line="360" w:lineRule="auto"/>
-        <w:ind w:left="0" w:firstLine="709"/>
+        <w:spacing w:after="0" w:line="360" w:lineRule="auto"/>
+        <w:jc w:val="center"/>
+        <w:rPr>
+          <w:rFonts w:ascii="Times New Roman" w:hAnsi="Times New Roman" w:cs="Times New Roman"/>
+          <w:sz w:val="24"/>
+          <w:szCs w:val="24"/>
+        </w:rPr>
+      </w:pPr>
+      <w:r>
+        <w:rPr>
+          <w:rFonts w:ascii="Times New Roman" w:hAnsi="Times New Roman" w:cs="Times New Roman"/>
+          <w:sz w:val="24"/>
+          <w:szCs w:val="24"/>
+        </w:rPr>
+        <w:t>Рис.2 «Создание персонажа</w:t>
+      </w:r>
+      <w:r>
+        <w:rPr>
+          <w:rFonts w:ascii="Times New Roman" w:hAnsi="Times New Roman" w:cs="Times New Roman"/>
+          <w:sz w:val="24"/>
+          <w:szCs w:val="24"/>
+        </w:rPr>
+        <w:t>»</w:t>
+      </w:r>
+    </w:p>
+    <w:p>
+      <w:pPr>
+        <w:spacing w:after="0" w:line="360" w:lineRule="auto"/>
+        <w:ind w:firstLine="709"/>
         <w:jc w:val="both"/>
         <w:rPr>
           <w:rFonts w:ascii="Times New Roman" w:hAnsi="Times New Roman" w:cs="Times New Roman"/>
           <w:b/>
-          <w:color w:val="000000" w:themeColor="text1"/>
-          <w:sz w:val="28"/>
-          <w:szCs w:val="18"/>
-          <w:shd w:val="clear" w:color="auto" w:fill="FFFFFF"/>
+          <w:sz w:val="28"/>
+          <w:szCs w:val="24"/>
         </w:rPr>
       </w:pPr>
       <w:r>
         <w:rPr>
           <w:rFonts w:ascii="Times New Roman" w:hAnsi="Times New Roman" w:cs="Times New Roman"/>
           <w:b/>
-          <w:color w:val="000000" w:themeColor="text1"/>
-          <w:sz w:val="28"/>
-          <w:szCs w:val="18"/>
-          <w:shd w:val="clear" w:color="auto" w:fill="FFFFFF"/>
-        </w:rPr>
-        <w:t>3.Выполнение программы:</w:t>
+          <w:sz w:val="28"/>
+          <w:szCs w:val="24"/>
+        </w:rPr>
+        <w:t>Удаление:</w:t>
       </w:r>
     </w:p>
     <w:p>
@@ -771,184 +856,6 @@
         <w:rPr>
           <w:rFonts w:ascii="Times New Roman" w:hAnsi="Times New Roman" w:cs="Times New Roman"/>
           <w:sz w:val="28"/>
-          <w:szCs w:val="28"/>
-        </w:rPr>
-      </w:pPr>
-      <w:r>
-        <w:rPr>
-          <w:rFonts w:ascii="Times New Roman" w:hAnsi="Times New Roman" w:cs="Times New Roman"/>
-          <w:sz w:val="28"/>
-          <w:szCs w:val="28"/>
-        </w:rPr>
-        <w:t>При открытии программы (исполняемый «</w:t>
-      </w:r>
-      <w:r>
-        <w:rPr>
-          <w:rFonts w:ascii="Times New Roman" w:hAnsi="Times New Roman" w:cs="Times New Roman"/>
-          <w:sz w:val="28"/>
-          <w:szCs w:val="28"/>
-        </w:rPr>
-        <w:t>.</w:t>
-      </w:r>
-      <w:r>
-        <w:rPr>
-          <w:rFonts w:ascii="Times New Roman" w:hAnsi="Times New Roman" w:cs="Times New Roman"/>
-          <w:sz w:val="28"/>
-          <w:szCs w:val="28"/>
-          <w:lang w:val="en-US"/>
-        </w:rPr>
-        <w:t>exe</w:t>
-      </w:r>
-      <w:r>
-        <w:rPr>
-          <w:rFonts w:ascii="Times New Roman" w:hAnsi="Times New Roman" w:cs="Times New Roman"/>
-          <w:sz w:val="28"/>
-          <w:szCs w:val="28"/>
-        </w:rPr>
-        <w:t xml:space="preserve">» файл) появится </w:t>
-      </w:r>
-      <w:r>
-        <w:rPr>
-          <w:rFonts w:ascii="Times New Roman" w:hAnsi="Times New Roman" w:cs="Times New Roman"/>
-          <w:sz w:val="28"/>
-          <w:szCs w:val="28"/>
-        </w:rPr>
-        <w:t xml:space="preserve">главное окно программы </w:t>
-      </w:r>
-      <w:r>
-        <w:rPr>
-          <w:rFonts w:ascii="Times New Roman" w:hAnsi="Times New Roman" w:cs="Times New Roman"/>
-          <w:sz w:val="28"/>
-          <w:szCs w:val="28"/>
-        </w:rPr>
-        <w:tab/>
-        <w:t>полем для ввода имени персонажа.</w:t>
-      </w:r>
-      <w:r>
-        <w:rPr>
-          <w:rFonts w:ascii="Times New Roman" w:hAnsi="Times New Roman" w:cs="Times New Roman"/>
-          <w:sz w:val="28"/>
-          <w:szCs w:val="28"/>
-        </w:rPr>
-        <w:t xml:space="preserve"> </w:t>
-      </w:r>
-    </w:p>
-    <w:p>
-      <w:pPr>
-        <w:spacing w:after="0" w:line="360" w:lineRule="auto"/>
-        <w:ind w:firstLine="709"/>
-        <w:jc w:val="both"/>
-        <w:rPr>
-          <w:rFonts w:ascii="Times New Roman" w:hAnsi="Times New Roman" w:cs="Times New Roman"/>
-          <w:sz w:val="28"/>
-          <w:szCs w:val="24"/>
-        </w:rPr>
-      </w:pPr>
-      <w:r>
-        <w:rPr>
-          <w:rFonts w:ascii="Times New Roman" w:hAnsi="Times New Roman" w:cs="Times New Roman"/>
-          <w:b/>
-          <w:sz w:val="28"/>
-          <w:szCs w:val="24"/>
-        </w:rPr>
-        <w:t>Создание персонажа и обучение</w:t>
-      </w:r>
-      <w:r>
-        <w:rPr>
-          <w:rFonts w:ascii="Times New Roman" w:hAnsi="Times New Roman" w:cs="Times New Roman"/>
-          <w:b/>
-          <w:sz w:val="28"/>
-          <w:szCs w:val="24"/>
-        </w:rPr>
-        <w:t>:</w:t>
-      </w:r>
-    </w:p>
-    <w:p>
-      <w:pPr>
-        <w:spacing w:after="0" w:line="360" w:lineRule="auto"/>
-        <w:jc w:val="both"/>
-        <w:rPr>
-          <w:noProof/>
-          <w:lang w:eastAsia="ru-RU"/>
-        </w:rPr>
-      </w:pPr>
-      <w:r>
-        <w:rPr>
-          <w:rFonts w:ascii="Times New Roman" w:hAnsi="Times New Roman" w:cs="Times New Roman"/>
-          <w:sz w:val="28"/>
-          <w:szCs w:val="24"/>
-        </w:rPr>
-        <w:t>После ввода имени нужно нажать «Продолжить» и игрок попадет на стартовую локацию, в которой ему будут объяснены основные механики и принципы управления.</w:t>
-      </w:r>
-    </w:p>
-    <w:p>
-      <w:pPr>
-        <w:spacing w:after="0" w:line="360" w:lineRule="auto"/>
-        <w:jc w:val="center"/>
-        <w:rPr>
-          <w:rFonts w:ascii="Times New Roman" w:hAnsi="Times New Roman" w:cs="Times New Roman"/>
-          <w:sz w:val="28"/>
-          <w:szCs w:val="24"/>
-        </w:rPr>
-      </w:pPr>
-    </w:p>
-    <w:p>
-      <w:pPr>
-        <w:spacing w:after="0" w:line="360" w:lineRule="auto"/>
-        <w:jc w:val="center"/>
-        <w:rPr>
-          <w:rFonts w:ascii="Times New Roman" w:hAnsi="Times New Roman" w:cs="Times New Roman"/>
-          <w:sz w:val="24"/>
-          <w:szCs w:val="24"/>
-        </w:rPr>
-      </w:pPr>
-      <w:r>
-        <w:rPr>
-          <w:rFonts w:ascii="Times New Roman" w:hAnsi="Times New Roman" w:cs="Times New Roman"/>
-          <w:sz w:val="24"/>
-          <w:szCs w:val="24"/>
-        </w:rPr>
-        <w:t>Рис.2 «Создание персонажа</w:t>
-      </w:r>
-      <w:r>
-        <w:rPr>
-          <w:rFonts w:ascii="Times New Roman" w:hAnsi="Times New Roman" w:cs="Times New Roman"/>
-          <w:sz w:val="24"/>
-          <w:szCs w:val="24"/>
-        </w:rPr>
-        <w:t>»</w:t>
-      </w:r>
-    </w:p>
-    <w:p>
-      <w:pPr>
-        <w:spacing w:after="0" w:line="360" w:lineRule="auto"/>
-        <w:ind w:firstLine="709"/>
-        <w:jc w:val="both"/>
-        <w:rPr>
-          <w:rFonts w:ascii="Times New Roman" w:hAnsi="Times New Roman" w:cs="Times New Roman"/>
-          <w:b/>
-          <w:sz w:val="28"/>
-          <w:szCs w:val="24"/>
-        </w:rPr>
-      </w:pPr>
-      <w:r>
-        <w:rPr>
-          <w:rFonts w:ascii="Times New Roman" w:hAnsi="Times New Roman" w:cs="Times New Roman"/>
-          <w:b/>
-          <w:sz w:val="28"/>
-          <w:szCs w:val="24"/>
-        </w:rPr>
-        <w:t>Удаление:</w:t>
-      </w:r>
-    </w:p>
-    <w:p>
-      <w:pPr>
-        <w:spacing w:after="0" w:line="360" w:lineRule="auto"/>
-        <w:ind w:firstLine="709"/>
-        <w:jc w:val="both"/>
-        <w:rPr>
-          <w:rFonts w:ascii="Times New Roman" w:hAnsi="Times New Roman" w:cs="Times New Roman"/>
-          <w:sz w:val="28"/>
           <w:szCs w:val="24"/>
         </w:rPr>
       </w:pPr>
@@ -966,27 +873,7 @@
           <w:sz w:val="28"/>
           <w:szCs w:val="24"/>
         </w:rPr>
-        <w:t xml:space="preserve">даление персонажа функционально не реализовано </w:t>
-      </w:r>
-      <w:proofErr w:type="spellStart"/>
-      <w:proofErr w:type="gramStart"/>
-      <w:r>
-        <w:rPr>
-          <w:rFonts w:ascii="Times New Roman" w:hAnsi="Times New Roman" w:cs="Times New Roman"/>
-          <w:sz w:val="28"/>
-          <w:szCs w:val="24"/>
-        </w:rPr>
-        <w:t>т.к</w:t>
-      </w:r>
-      <w:proofErr w:type="spellEnd"/>
-      <w:proofErr w:type="gramEnd"/>
-      <w:r>
-        <w:rPr>
-          <w:rFonts w:ascii="Times New Roman" w:hAnsi="Times New Roman" w:cs="Times New Roman"/>
-          <w:sz w:val="28"/>
-          <w:szCs w:val="24"/>
-        </w:rPr>
-        <w:t xml:space="preserve"> не имеет смысла: после смерти доступ к персонажу теряется, вынуждая игрока начать сначала.</w:t>
+        <w:t>даление персонажа функционально не реализовано т.к не имеет смысла: после смерти доступ к персонажу теряется, вынуждая игрока начать сначала.</w:t>
       </w:r>
     </w:p>
     <w:p>
@@ -1068,15 +955,7 @@
           <w:sz w:val="28"/>
           <w:szCs w:val="24"/>
         </w:rPr>
-        <w:t>временем</w:t>
-      </w:r>
-      <w:r>
-        <w:rPr>
-          <w:rFonts w:ascii="Times New Roman" w:hAnsi="Times New Roman" w:cs="Times New Roman"/>
-          <w:sz w:val="28"/>
-          <w:szCs w:val="24"/>
-        </w:rPr>
-        <w:t xml:space="preserve"> перезарядки </w:t>
+        <w:t xml:space="preserve">временем перезарядки </w:t>
       </w:r>
       <w:r>
         <w:rPr>
@@ -1338,7 +1217,7 @@
 </file>
 
 <file path=word/numbering.xml><?xml version="1.0" encoding="utf-8"?>
-<w:numbering xmlns:wpc="http://schemas.microsoft.com/office/word/2010/wordprocessingCanvas" xmlns:cx="http://schemas.microsoft.com/office/drawing/2014/chartex" xmlns:mc="http://schemas.openxmlformats.org/markup-compatibility/2006" xmlns:o="urn:schemas-microsoft-com:office:office" xmlns:r="http://schemas.openxmlformats.org/officeDocument/2006/relationships" xmlns:m="http://schemas.openxmlformats.org/officeDocument/2006/math" xmlns:v="urn:schemas-microsoft-com:vml" xmlns:wp14="http://schemas.microsoft.com/office/word/2010/wordprocessingDrawing" xmlns:wp="http://schemas.openxmlformats.org/drawingml/2006/wordprocessingDrawing" xmlns:w10="urn:schemas-microsoft-com:office:word" xmlns:w="http://schemas.openxmlformats.org/wordprocessingml/2006/main" xmlns:w14="http://schemas.microsoft.com/office/word/2010/wordml" xmlns:w15="http://schemas.microsoft.com/office/word/2012/wordml" xmlns:w16se="http://schemas.microsoft.com/office/word/2015/wordml/symex" xmlns:wpg="http://schemas.microsoft.com/office/word/2010/wordprocessingGroup" xmlns:wpi="http://schemas.microsoft.com/office/word/2010/wordprocessingInk" xmlns:wne="http://schemas.microsoft.com/office/word/2006/wordml" xmlns:wps="http://schemas.microsoft.com/office/word/2010/wordprocessingShape" mc:Ignorable="w14 w15 w16se wp14">
+<w:numbering xmlns:wpc="http://schemas.microsoft.com/office/word/2010/wordprocessingCanvas" xmlns:cx="http://schemas.microsoft.com/office/drawing/2014/chartex" xmlns:cx1="http://schemas.microsoft.com/office/drawing/2015/9/8/chartex" xmlns:mc="http://schemas.openxmlformats.org/markup-compatibility/2006" xmlns:o="urn:schemas-microsoft-com:office:office" xmlns:r="http://schemas.openxmlformats.org/officeDocument/2006/relationships" xmlns:m="http://schemas.openxmlformats.org/officeDocument/2006/math" xmlns:v="urn:schemas-microsoft-com:vml" xmlns:wp14="http://schemas.microsoft.com/office/word/2010/wordprocessingDrawing" xmlns:wp="http://schemas.openxmlformats.org/drawingml/2006/wordprocessingDrawing" xmlns:w10="urn:schemas-microsoft-com:office:word" xmlns:w="http://schemas.openxmlformats.org/wordprocessingml/2006/main" xmlns:w14="http://schemas.microsoft.com/office/word/2010/wordml" xmlns:w15="http://schemas.microsoft.com/office/word/2012/wordml" xmlns:w16se="http://schemas.microsoft.com/office/word/2015/wordml/symex" xmlns:wpg="http://schemas.microsoft.com/office/word/2010/wordprocessingGroup" xmlns:wpi="http://schemas.microsoft.com/office/word/2010/wordprocessingInk" xmlns:wne="http://schemas.microsoft.com/office/word/2006/wordml" xmlns:wps="http://schemas.microsoft.com/office/word/2010/wordprocessingShape" mc:Ignorable="w14 w15 w16se wp14">
   <w:abstractNum w:abstractNumId="0" w15:restartNumberingAfterBreak="0">
     <w:nsid w:val="398D062D"/>
     <w:multiLevelType w:val="multilevel"/>
@@ -2279,7 +2158,7 @@
 </file>
 
 <file path=customXml/itemProps1.xml><?xml version="1.0" encoding="utf-8"?>
-<ds:datastoreItem xmlns:ds="http://schemas.openxmlformats.org/officeDocument/2006/customXml" ds:itemID="{A526AB6D-8BE3-4413-B59E-A80DEA9E5549}">
+<ds:datastoreItem xmlns:ds="http://schemas.openxmlformats.org/officeDocument/2006/customXml" ds:itemID="{0B620AE8-0973-4EE9-A2E0-396F0CDAA44B}">
   <ds:schemaRefs>
     <ds:schemaRef ds:uri="http://schemas.openxmlformats.org/officeDocument/2006/bibliography"/>
   </ds:schemaRefs>
